--- a/project02_report.docx
+++ b/project02_report.docx
@@ -79,23 +79,7 @@
     </w:p>
     <w:p>
       <w:r>
-        <w:t xml:space="preserve">최종 모델은 StyleGAN2를 기반으로 하되, 고해상도 블록의 파라미터 효율을 높이기 위해 StyleGAN-Small의 </w:t>
-      </w:r>
-      <w:proofErr w:type="spellStart"/>
-      <w:r>
-        <w:t>SqueezeConnection</w:t>
-      </w:r>
-      <w:proofErr w:type="spellEnd"/>
-      <w:r>
-        <w:t xml:space="preserve">을 합성 블록에 적용했다. 학습은 256 → 512 → 1024 순서의 progressive training으로 진행했다. 최종 Generator의 </w:t>
-      </w:r>
-      <w:proofErr w:type="spellStart"/>
-      <w:r>
-        <w:t>PyTorch</w:t>
-      </w:r>
-      <w:proofErr w:type="spellEnd"/>
-      <w:r>
-        <w:t xml:space="preserve"> 파라미터 수는 약 34.10M이고, 제출 기준 파라미터 수는 약 35.5M으로 40M 제한을 만족한다.</w:t>
+        <w:t>최종 모델은 StyleGAN2를 기반으로 하되, 고해상도 블록의 파라미터 효율을 높이기 위해 StyleGAN-Small의 SqueezeConnection을 합성 블록에 적용했다. 학습은 256 → 512 → 1024 순서의 progressive training으로 진행했다. 최종 Generator의 PyTorch 파라미터 수는 약 34.10M이고, 제출 기준 파라미터 수는 약 35.5M으로 40M 제한을 만족한다.</w:t>
       </w:r>
     </w:p>
     <w:p>
@@ -127,23 +111,7 @@
         <w:t>z</w:t>
       </w:r>
       <w:r>
-        <w:t xml:space="preserve">는 먼저 </w:t>
-      </w:r>
-      <w:proofErr w:type="spellStart"/>
-      <w:r>
-        <w:t>PixelNorm</w:t>
-      </w:r>
-      <w:proofErr w:type="spellEnd"/>
-      <w:r>
-        <w:t xml:space="preserve">을 거친 뒤 12-layer </w:t>
-      </w:r>
-      <w:proofErr w:type="spellStart"/>
-      <w:r>
-        <w:t>EqualLinear</w:t>
-      </w:r>
-      <w:proofErr w:type="spellEnd"/>
-      <w:r>
-        <w:t xml:space="preserve"> MLP를 통과하여 </w:t>
+        <w:t xml:space="preserve">는 먼저 PixelNorm을 거친 뒤 12-layer EqualLinear MLP를 통과하여 </w:t>
       </w:r>
       <w:r>
         <w:rPr>
@@ -156,23 +124,13 @@
       <w:r>
         <w:t xml:space="preserve"> latent로 변환된다. 기본 StyleGAN2보다 mapping network를 깊게 두고 </w:t>
       </w:r>
-      <w:proofErr w:type="spellStart"/>
-      <w:r>
-        <w:rPr>
-          <w:rFonts w:ascii="Consolas" w:eastAsia="Consolas" w:hAnsi="Consolas"/>
-          <w:sz w:val="20"/>
-          <w:szCs w:val="20"/>
-        </w:rPr>
-        <w:t>w_dim</w:t>
-      </w:r>
-      <w:proofErr w:type="spellEnd"/>
-      <w:r>
-        <w:rPr>
-          <w:rFonts w:ascii="Consolas" w:eastAsia="Consolas" w:hAnsi="Consolas"/>
-          <w:sz w:val="20"/>
-          <w:szCs w:val="20"/>
-        </w:rPr>
-        <w:t>=640</w:t>
+      <w:r>
+        <w:rPr>
+          <w:rFonts w:ascii="Consolas" w:eastAsia="Consolas" w:hAnsi="Consolas"/>
+          <w:sz w:val="20"/>
+          <w:szCs w:val="20"/>
+        </w:rPr>
+        <w:t>w_dim=640</w:t>
       </w:r>
       <w:r>
         <w:t xml:space="preserve">을 사용해 latent 변환 능력을 높였다. 각 synthesis block에는 동일한 </w:t>
@@ -191,33 +149,15 @@
     </w:p>
     <w:p>
       <w:r>
-        <w:t xml:space="preserve">Synthesis Network는 4×4 learned constant에서 시작하여 8, 16, 32, 64, 128, 256, 512, 1024 해상도까지 순차적으로 </w:t>
-      </w:r>
-      <w:proofErr w:type="spellStart"/>
-      <w:r>
-        <w:t>upsample</w:t>
-      </w:r>
-      <w:proofErr w:type="spellEnd"/>
-      <w:r>
-        <w:t xml:space="preserve">한다. 채널 스케줄은 </w:t>
-      </w:r>
-      <w:proofErr w:type="spellStart"/>
-      <w:r>
-        <w:rPr>
-          <w:rFonts w:ascii="Consolas" w:eastAsia="Consolas" w:hAnsi="Consolas"/>
-          <w:sz w:val="20"/>
-          <w:szCs w:val="20"/>
-        </w:rPr>
-        <w:t>nf</w:t>
-      </w:r>
-      <w:proofErr w:type="spellEnd"/>
-      <w:r>
-        <w:rPr>
-          <w:rFonts w:ascii="Consolas" w:eastAsia="Consolas" w:hAnsi="Consolas"/>
-          <w:sz w:val="20"/>
-          <w:szCs w:val="20"/>
-        </w:rPr>
-        <w:t>(resolution)=min(512, 131072/resolution)</w:t>
+        <w:t xml:space="preserve">Synthesis Network는 4×4 learned constant에서 시작하여 8, 16, 32, 64, 128, 256, 512, 1024 해상도까지 순차적으로 upsample한다. 채널 스케줄은 </w:t>
+      </w:r>
+      <w:r>
+        <w:rPr>
+          <w:rFonts w:ascii="Consolas" w:eastAsia="Consolas" w:hAnsi="Consolas"/>
+          <w:sz w:val="20"/>
+          <w:szCs w:val="20"/>
+        </w:rPr>
+        <w:t>nf(resolution)=min(512, 131072/resolution)</w:t>
       </w:r>
       <w:r>
         <w:t xml:space="preserve">이며, 결과적으로 4~256 해상도에서는 512채널, 512에서는 256채널, 1024에서는 128채널을 사용한다. 최종 RGB 출력은 </w:t>
@@ -255,36 +195,10 @@
           <w:sz w:val="20"/>
           <w:szCs w:val="20"/>
         </w:rPr>
-        <w:t xml:space="preserve">conv2 + </w:t>
-      </w:r>
-      <w:proofErr w:type="spellStart"/>
-      <w:r>
-        <w:rPr>
-          <w:rFonts w:ascii="Consolas" w:eastAsia="Consolas" w:hAnsi="Consolas"/>
-          <w:sz w:val="20"/>
-          <w:szCs w:val="20"/>
-        </w:rPr>
-        <w:t>ToRGB</w:t>
-      </w:r>
-      <w:proofErr w:type="spellEnd"/>
-      <w:r>
-        <w:t xml:space="preserve">를 </w:t>
-      </w:r>
-      <w:proofErr w:type="spellStart"/>
-      <w:r>
-        <w:t>SqueezeConnection</w:t>
-      </w:r>
-      <w:proofErr w:type="spellEnd"/>
-      <w:r>
-        <w:t xml:space="preserve">으로 대체한 것이다. </w:t>
-      </w:r>
-      <w:proofErr w:type="spellStart"/>
-      <w:r>
-        <w:t>SqueezeConnection</w:t>
-      </w:r>
-      <w:proofErr w:type="spellEnd"/>
-      <w:r>
-        <w:t xml:space="preserve">은 feature를 </w:t>
+        <w:t>conv2 + ToRGB</w:t>
+      </w:r>
+      <w:r>
+        <w:t xml:space="preserve">를 SqueezeConnection으로 대체한 것이다. SqueezeConnection은 feature를 </w:t>
       </w:r>
       <w:r>
         <w:rPr>
@@ -295,15 +209,7 @@
         <w:t>c → c/8</w:t>
       </w:r>
       <w:r>
-        <w:t xml:space="preserve">로 압축한 뒤 압축된 feature에서 </w:t>
-      </w:r>
-      <w:proofErr w:type="spellStart"/>
-      <w:r>
-        <w:t>ToRGB</w:t>
-      </w:r>
-      <w:proofErr w:type="spellEnd"/>
-      <w:r>
-        <w:t xml:space="preserve">를 만들고, 다시 </w:t>
+        <w:t xml:space="preserve">로 압축한 뒤 압축된 feature에서 ToRGB를 만들고, 다시 </w:t>
       </w:r>
       <w:r>
         <w:rPr>
@@ -314,15 +220,7 @@
         <w:t>c/8 → c</w:t>
       </w:r>
       <w:r>
-        <w:t xml:space="preserve">로 확장한 feature를 원래 feature와 결합한다. 이 구조는 블록당 ModulatedConv2d 수를 줄여 파라미터를 절감하면서도, 단순 3채널 </w:t>
-      </w:r>
-      <w:proofErr w:type="spellStart"/>
-      <w:r>
-        <w:t>ToRGB</w:t>
-      </w:r>
-      <w:proofErr w:type="spellEnd"/>
-      <w:r>
-        <w:t xml:space="preserve"> 투영에서 생기는 정보 병목을 완화한다.</w:t>
+        <w:t>로 확장한 feature를 원래 feature와 결합한다. 이 구조는 블록당 ModulatedConv2d 수를 줄여 파라미터를 절감하면서도, 단순 3채널 ToRGB 투영에서 생기는 정보 병목을 완화한다.</w:t>
       </w:r>
     </w:p>
     <w:p>
@@ -335,23 +233,7 @@
     </w:p>
     <w:p>
       <w:r>
-        <w:t xml:space="preserve">Discriminator는 1024×1024 RGB 이미지를 입력으로 받아 </w:t>
-      </w:r>
-      <w:proofErr w:type="spellStart"/>
-      <w:r>
-        <w:t>FromRGB</w:t>
-      </w:r>
-      <w:proofErr w:type="spellEnd"/>
-      <w:r>
-        <w:t xml:space="preserve"> 레이어 후 residual </w:t>
-      </w:r>
-      <w:proofErr w:type="spellStart"/>
-      <w:r>
-        <w:t>downsampling</w:t>
-      </w:r>
-      <w:proofErr w:type="spellEnd"/>
-      <w:r>
-        <w:t xml:space="preserve"> block을 반복한다. 각 block은 </w:t>
+        <w:t xml:space="preserve">Discriminator는 1024×1024 RGB 이미지를 입력으로 받아 FromRGB 레이어 후 residual downsampling block을 반복한다. 각 block은 </w:t>
       </w:r>
       <w:r>
         <w:rPr>
@@ -384,23 +266,7 @@
         <w:t>sqrt(2)</w:t>
       </w:r>
       <w:r>
-        <w:t xml:space="preserve">로 </w:t>
-      </w:r>
-      <w:proofErr w:type="spellStart"/>
-      <w:r>
-        <w:t>정규화하는</w:t>
-      </w:r>
-      <w:proofErr w:type="spellEnd"/>
-      <w:r>
-        <w:t xml:space="preserve"> 구조이다. 마지막 4×4 해상도에서는 minibatch standard deviation feature를 추가하여 배치 내 다양성 정보를 판별기가 볼 수 있게 했다. 이후 EqualConv2d와 </w:t>
-      </w:r>
-      <w:proofErr w:type="spellStart"/>
-      <w:r>
-        <w:t>EqualLinear</w:t>
-      </w:r>
-      <w:proofErr w:type="spellEnd"/>
-      <w:r>
-        <w:t xml:space="preserve"> head를 거쳐 스칼라 real/fake 점수를 출력한다.</w:t>
+        <w:t>로 정규화하는 구조이다. 마지막 4×4 해상도에서는 minibatch standard deviation feature를 추가하여 배치 내 다양성 정보를 판별기가 볼 수 있게 했다. 이후 EqualConv2d와 EqualLinear head를 거쳐 스칼라 real/fake 점수를 출력한다.</w:t>
       </w:r>
     </w:p>
     <w:p>
@@ -458,13 +324,8 @@
             <w:tcW w:w="2400" w:type="dxa"/>
           </w:tcPr>
           <w:p>
-            <w:proofErr w:type="spellStart"/>
-            <w:r>
-              <w:t>PyTorch</w:t>
-            </w:r>
-            <w:proofErr w:type="spellEnd"/>
-            <w:r>
-              <w:t xml:space="preserve"> Generator 파라미터</w:t>
+            <w:r>
+              <w:t>PyTorch Generator 파라미터</w:t>
             </w:r>
           </w:p>
         </w:tc>
@@ -660,7 +521,6 @@
             <w:shd w:val="clear" w:color="auto" w:fill="D9EAF7"/>
           </w:tcPr>
           <w:p>
-            <w:proofErr w:type="spellStart"/>
             <w:r>
               <w:rPr>
                 <w:rFonts w:ascii="Consolas" w:eastAsia="Consolas" w:hAnsi="Consolas"/>
@@ -670,7 +530,6 @@
               </w:rPr>
               <w:t>lr_g</w:t>
             </w:r>
-            <w:proofErr w:type="spellEnd"/>
           </w:p>
         </w:tc>
         <w:tc>
@@ -679,7 +538,6 @@
             <w:shd w:val="clear" w:color="auto" w:fill="D9EAF7"/>
           </w:tcPr>
           <w:p>
-            <w:proofErr w:type="spellStart"/>
             <w:r>
               <w:rPr>
                 <w:rFonts w:ascii="Consolas" w:eastAsia="Consolas" w:hAnsi="Consolas"/>
@@ -689,7 +547,6 @@
               </w:rPr>
               <w:t>lr_d</w:t>
             </w:r>
-            <w:proofErr w:type="spellEnd"/>
           </w:p>
         </w:tc>
         <w:tc>
@@ -715,7 +572,6 @@
             <w:shd w:val="clear" w:color="auto" w:fill="D9EAF7"/>
           </w:tcPr>
           <w:p>
-            <w:proofErr w:type="spellStart"/>
             <w:r>
               <w:rPr>
                 <w:rFonts w:ascii="Consolas" w:eastAsia="Consolas" w:hAnsi="Consolas"/>
@@ -725,7 +581,6 @@
               </w:rPr>
               <w:t>total_kimg</w:t>
             </w:r>
-            <w:proofErr w:type="spellEnd"/>
           </w:p>
         </w:tc>
       </w:tr>
@@ -948,41 +803,15 @@
     </w:tbl>
     <w:p>
       <w:r>
-        <w:t xml:space="preserve">Stage 1은 처음부터 학습하고, Stage 2는 256 체크포인트에서 shape이 맞는 가중치만 </w:t>
-      </w:r>
-      <w:proofErr w:type="spellStart"/>
-      <w:r>
-        <w:t>로드한다</w:t>
-      </w:r>
-      <w:proofErr w:type="spellEnd"/>
-      <w:r>
-        <w:t xml:space="preserve">. Stage 3도 동일하게 512 체크포인트에서 시작한다. 새로 추가되는 고해상도 Generator block과 Discriminator의 </w:t>
-      </w:r>
-      <w:proofErr w:type="spellStart"/>
-      <w:r>
-        <w:t>FromRGB</w:t>
-      </w:r>
-      <w:proofErr w:type="spellEnd"/>
-      <w:r>
-        <w:t xml:space="preserve">/상위 block은 랜덤 초기화하고, 기존 해상도에서 학습된 block은 그대로 이어받았다. 이를 위해 </w:t>
-      </w:r>
-      <w:proofErr w:type="spellStart"/>
-      <w:r>
-        <w:rPr>
-          <w:rFonts w:ascii="Consolas" w:eastAsia="Consolas" w:hAnsi="Consolas"/>
-          <w:sz w:val="20"/>
-          <w:szCs w:val="20"/>
-        </w:rPr>
-        <w:t>load_from_lower_resolution</w:t>
-      </w:r>
-      <w:proofErr w:type="spellEnd"/>
-      <w:r>
-        <w:rPr>
-          <w:rFonts w:ascii="Consolas" w:eastAsia="Consolas" w:hAnsi="Consolas"/>
-          <w:sz w:val="20"/>
-          <w:szCs w:val="20"/>
-        </w:rPr>
-        <w:t>()</w:t>
+        <w:t xml:space="preserve">Stage 1은 처음부터 학습하고, Stage 2는 256 체크포인트에서 shape이 맞는 가중치만 로드한다. Stage 3도 동일하게 512 체크포인트에서 시작한다. 새로 추가되는 고해상도 Generator block과 Discriminator의 FromRGB/상위 block은 랜덤 초기화하고, 기존 해상도에서 학습된 block은 그대로 이어받았다. 이를 위해 </w:t>
+      </w:r>
+      <w:r>
+        <w:rPr>
+          <w:rFonts w:ascii="Consolas" w:eastAsia="Consolas" w:hAnsi="Consolas"/>
+          <w:sz w:val="20"/>
+          <w:szCs w:val="20"/>
+        </w:rPr>
+        <w:t>load_from_lower_resolution()</w:t>
       </w:r>
       <w:r>
         <w:t xml:space="preserve"> 함수를 구현했다.</w:t>
@@ -992,78 +821,27 @@
       <w:r>
         <w:t xml:space="preserve">손실 함수는 StyleGAN2의 non-saturating logistic loss를 사용했다. Discriminator는 </w:t>
       </w:r>
-      <w:proofErr w:type="spellStart"/>
-      <w:r>
-        <w:rPr>
-          <w:rFonts w:ascii="Consolas" w:eastAsia="Consolas" w:hAnsi="Consolas"/>
-          <w:sz w:val="20"/>
-          <w:szCs w:val="20"/>
-        </w:rPr>
-        <w:t>softplus</w:t>
-      </w:r>
-      <w:proofErr w:type="spellEnd"/>
-      <w:r>
-        <w:rPr>
-          <w:rFonts w:ascii="Consolas" w:eastAsia="Consolas" w:hAnsi="Consolas"/>
-          <w:sz w:val="20"/>
-          <w:szCs w:val="20"/>
-        </w:rPr>
-        <w:t xml:space="preserve">(-D(real)) + </w:t>
-      </w:r>
-      <w:proofErr w:type="spellStart"/>
-      <w:r>
-        <w:rPr>
-          <w:rFonts w:ascii="Consolas" w:eastAsia="Consolas" w:hAnsi="Consolas"/>
-          <w:sz w:val="20"/>
-          <w:szCs w:val="20"/>
-        </w:rPr>
-        <w:t>softplus</w:t>
-      </w:r>
-      <w:proofErr w:type="spellEnd"/>
-      <w:r>
-        <w:rPr>
-          <w:rFonts w:ascii="Consolas" w:eastAsia="Consolas" w:hAnsi="Consolas"/>
-          <w:sz w:val="20"/>
-          <w:szCs w:val="20"/>
-        </w:rPr>
-        <w:t>(D(fake))</w:t>
+      <w:r>
+        <w:rPr>
+          <w:rFonts w:ascii="Consolas" w:eastAsia="Consolas" w:hAnsi="Consolas"/>
+          <w:sz w:val="20"/>
+          <w:szCs w:val="20"/>
+        </w:rPr>
+        <w:t>softplus(-D(real)) + softplus(D(fake))</w:t>
       </w:r>
       <w:r>
         <w:t xml:space="preserve">, Generator는 </w:t>
       </w:r>
-      <w:proofErr w:type="spellStart"/>
-      <w:r>
-        <w:rPr>
-          <w:rFonts w:ascii="Consolas" w:eastAsia="Consolas" w:hAnsi="Consolas"/>
-          <w:sz w:val="20"/>
-          <w:szCs w:val="20"/>
-        </w:rPr>
-        <w:t>softplus</w:t>
-      </w:r>
-      <w:proofErr w:type="spellEnd"/>
-      <w:r>
-        <w:rPr>
-          <w:rFonts w:ascii="Consolas" w:eastAsia="Consolas" w:hAnsi="Consolas"/>
-          <w:sz w:val="20"/>
-          <w:szCs w:val="20"/>
-        </w:rPr>
-        <w:t>(-D(fake))</w:t>
-      </w:r>
-      <w:proofErr w:type="spellStart"/>
-      <w:r>
-        <w:t>를</w:t>
-      </w:r>
-      <w:proofErr w:type="spellEnd"/>
-      <w:r>
-        <w:t xml:space="preserve"> 최소화한다. 정규화는 lazy regularization으로 실행하여 </w:t>
-      </w:r>
-      <w:proofErr w:type="spellStart"/>
-      <w:r>
-        <w:t>계산량을</w:t>
-      </w:r>
-      <w:proofErr w:type="spellEnd"/>
-      <w:r>
-        <w:t xml:space="preserve"> 줄였다. R1 gradient penalty는 16 D step마다, path-length regularization은 4 G </w:t>
+      <w:r>
+        <w:rPr>
+          <w:rFonts w:ascii="Consolas" w:eastAsia="Consolas" w:hAnsi="Consolas"/>
+          <w:sz w:val="20"/>
+          <w:szCs w:val="20"/>
+        </w:rPr>
+        <w:t>softplus(-D(fake))</w:t>
+      </w:r>
+      <w:r>
+        <w:t xml:space="preserve">를 최소화한다. 정규화는 lazy regularization으로 실행하여 계산량을 줄였다. R1 gradient penalty는 16 D step마다, path-length regularization은 4 G </w:t>
       </w:r>
       <w:r>
         <w:lastRenderedPageBreak/>
@@ -1074,64 +852,24 @@
       <w:r>
         <w:t xml:space="preserve">매 학습 step에서는 Generator와 Discriminator를 동시에 업데이트하지 않고, 업데이트 대상이 아닌 네트워크를 명시적으로 freeze했다. D step에서는 </w:t>
       </w:r>
-      <w:proofErr w:type="spellStart"/>
-      <w:proofErr w:type="gramStart"/>
-      <w:r>
-        <w:rPr>
-          <w:rFonts w:ascii="Consolas" w:eastAsia="Consolas" w:hAnsi="Consolas"/>
-          <w:sz w:val="20"/>
-          <w:szCs w:val="20"/>
-        </w:rPr>
-        <w:t>D.requires</w:t>
-      </w:r>
-      <w:proofErr w:type="gramEnd"/>
-      <w:r>
-        <w:rPr>
-          <w:rFonts w:ascii="Consolas" w:eastAsia="Consolas" w:hAnsi="Consolas"/>
-          <w:sz w:val="20"/>
-          <w:szCs w:val="20"/>
-        </w:rPr>
-        <w:t>_grad</w:t>
-      </w:r>
-      <w:proofErr w:type="spellEnd"/>
-      <w:r>
-        <w:rPr>
-          <w:rFonts w:ascii="Consolas" w:eastAsia="Consolas" w:hAnsi="Consolas"/>
-          <w:sz w:val="20"/>
-          <w:szCs w:val="20"/>
-        </w:rPr>
-        <w:t>_(True)</w:t>
+      <w:r>
+        <w:rPr>
+          <w:rFonts w:ascii="Consolas" w:eastAsia="Consolas" w:hAnsi="Consolas"/>
+          <w:sz w:val="20"/>
+          <w:szCs w:val="20"/>
+        </w:rPr>
+        <w:t>D.requires_grad_(True)</w:t>
       </w:r>
       <w:r>
         <w:t xml:space="preserve">, </w:t>
       </w:r>
-      <w:proofErr w:type="spellStart"/>
-      <w:proofErr w:type="gramStart"/>
-      <w:r>
-        <w:rPr>
-          <w:rFonts w:ascii="Consolas" w:eastAsia="Consolas" w:hAnsi="Consolas"/>
-          <w:sz w:val="20"/>
-          <w:szCs w:val="20"/>
-        </w:rPr>
-        <w:t>G.requires</w:t>
-      </w:r>
-      <w:proofErr w:type="gramEnd"/>
-      <w:r>
-        <w:rPr>
-          <w:rFonts w:ascii="Consolas" w:eastAsia="Consolas" w:hAnsi="Consolas"/>
-          <w:sz w:val="20"/>
-          <w:szCs w:val="20"/>
-        </w:rPr>
-        <w:t>_grad</w:t>
-      </w:r>
-      <w:proofErr w:type="spellEnd"/>
-      <w:r>
-        <w:rPr>
-          <w:rFonts w:ascii="Consolas" w:eastAsia="Consolas" w:hAnsi="Consolas"/>
-          <w:sz w:val="20"/>
-          <w:szCs w:val="20"/>
-        </w:rPr>
-        <w:t>_(False)</w:t>
+      <w:r>
+        <w:rPr>
+          <w:rFonts w:ascii="Consolas" w:eastAsia="Consolas" w:hAnsi="Consolas"/>
+          <w:sz w:val="20"/>
+          <w:szCs w:val="20"/>
+        </w:rPr>
+        <w:t>G.requires_grad_(False)</w:t>
       </w:r>
       <w:r>
         <w:t xml:space="preserve">로 두고, 생성 이미지도 </w:t>
@@ -1147,64 +885,24 @@
       <w:r>
         <w:t xml:space="preserve">하여 Discriminator만 학습되도록 했다. 반대로 G step에서는 </w:t>
       </w:r>
-      <w:proofErr w:type="spellStart"/>
-      <w:proofErr w:type="gramStart"/>
-      <w:r>
-        <w:rPr>
-          <w:rFonts w:ascii="Consolas" w:eastAsia="Consolas" w:hAnsi="Consolas"/>
-          <w:sz w:val="20"/>
-          <w:szCs w:val="20"/>
-        </w:rPr>
-        <w:t>D.requires</w:t>
-      </w:r>
-      <w:proofErr w:type="gramEnd"/>
-      <w:r>
-        <w:rPr>
-          <w:rFonts w:ascii="Consolas" w:eastAsia="Consolas" w:hAnsi="Consolas"/>
-          <w:sz w:val="20"/>
-          <w:szCs w:val="20"/>
-        </w:rPr>
-        <w:t>_grad</w:t>
-      </w:r>
-      <w:proofErr w:type="spellEnd"/>
-      <w:r>
-        <w:rPr>
-          <w:rFonts w:ascii="Consolas" w:eastAsia="Consolas" w:hAnsi="Consolas"/>
-          <w:sz w:val="20"/>
-          <w:szCs w:val="20"/>
-        </w:rPr>
-        <w:t>_(False)</w:t>
+      <w:r>
+        <w:rPr>
+          <w:rFonts w:ascii="Consolas" w:eastAsia="Consolas" w:hAnsi="Consolas"/>
+          <w:sz w:val="20"/>
+          <w:szCs w:val="20"/>
+        </w:rPr>
+        <w:t>D.requires_grad_(False)</w:t>
       </w:r>
       <w:r>
         <w:t xml:space="preserve">, </w:t>
       </w:r>
-      <w:proofErr w:type="spellStart"/>
-      <w:proofErr w:type="gramStart"/>
-      <w:r>
-        <w:rPr>
-          <w:rFonts w:ascii="Consolas" w:eastAsia="Consolas" w:hAnsi="Consolas"/>
-          <w:sz w:val="20"/>
-          <w:szCs w:val="20"/>
-        </w:rPr>
-        <w:t>G.requires</w:t>
-      </w:r>
-      <w:proofErr w:type="gramEnd"/>
-      <w:r>
-        <w:rPr>
-          <w:rFonts w:ascii="Consolas" w:eastAsia="Consolas" w:hAnsi="Consolas"/>
-          <w:sz w:val="20"/>
-          <w:szCs w:val="20"/>
-        </w:rPr>
-        <w:t>_grad</w:t>
-      </w:r>
-      <w:proofErr w:type="spellEnd"/>
-      <w:r>
-        <w:rPr>
-          <w:rFonts w:ascii="Consolas" w:eastAsia="Consolas" w:hAnsi="Consolas"/>
-          <w:sz w:val="20"/>
-          <w:szCs w:val="20"/>
-        </w:rPr>
-        <w:t>_(True)</w:t>
+      <w:r>
+        <w:rPr>
+          <w:rFonts w:ascii="Consolas" w:eastAsia="Consolas" w:hAnsi="Consolas"/>
+          <w:sz w:val="20"/>
+          <w:szCs w:val="20"/>
+        </w:rPr>
+        <w:t>G.requires_grad_(True)</w:t>
       </w:r>
       <w:r>
         <w:t>로 전환하여 Generator의 gradient만 계산했다. 이렇게 하면 불필요한 gradient 계산과 optimizer state 업데이트를 줄일 수 있고, adversarial training에서 두 네트워크의 업데이트 경로가 섞이는 것을 방지할 수 있다.</w:t>
@@ -1214,119 +912,38 @@
       <w:r>
         <w:t xml:space="preserve">해상도 전환 과정에서도 freeze를 고려했다. </w:t>
       </w:r>
-      <w:proofErr w:type="spellStart"/>
-      <w:r>
-        <w:rPr>
-          <w:rFonts w:ascii="Consolas" w:eastAsia="Consolas" w:hAnsi="Consolas"/>
-          <w:sz w:val="20"/>
-          <w:szCs w:val="20"/>
-        </w:rPr>
-        <w:t>load_from_lower_resolution</w:t>
-      </w:r>
-      <w:proofErr w:type="spellEnd"/>
-      <w:r>
-        <w:rPr>
-          <w:rFonts w:ascii="Consolas" w:eastAsia="Consolas" w:hAnsi="Consolas"/>
-          <w:sz w:val="20"/>
-          <w:szCs w:val="20"/>
-        </w:rPr>
-        <w:t>(</w:t>
-      </w:r>
-      <w:proofErr w:type="spellStart"/>
-      <w:r>
-        <w:rPr>
-          <w:rFonts w:ascii="Consolas" w:eastAsia="Consolas" w:hAnsi="Consolas"/>
-          <w:sz w:val="20"/>
-          <w:szCs w:val="20"/>
-        </w:rPr>
-        <w:t>state_dict</w:t>
-      </w:r>
-      <w:proofErr w:type="spellEnd"/>
-      <w:r>
-        <w:rPr>
-          <w:rFonts w:ascii="Consolas" w:eastAsia="Consolas" w:hAnsi="Consolas"/>
-          <w:sz w:val="20"/>
-          <w:szCs w:val="20"/>
-        </w:rPr>
-        <w:t xml:space="preserve">, </w:t>
-      </w:r>
-      <w:proofErr w:type="spellStart"/>
-      <w:r>
-        <w:rPr>
-          <w:rFonts w:ascii="Consolas" w:eastAsia="Consolas" w:hAnsi="Consolas"/>
-          <w:sz w:val="20"/>
-          <w:szCs w:val="20"/>
-        </w:rPr>
-        <w:t>freeze_existing</w:t>
-      </w:r>
-      <w:proofErr w:type="spellEnd"/>
-      <w:r>
-        <w:rPr>
-          <w:rFonts w:ascii="Consolas" w:eastAsia="Consolas" w:hAnsi="Consolas"/>
-          <w:sz w:val="20"/>
-          <w:szCs w:val="20"/>
-        </w:rPr>
-        <w:t>=True)</w:t>
+      <w:r>
+        <w:rPr>
+          <w:rFonts w:ascii="Consolas" w:eastAsia="Consolas" w:hAnsi="Consolas"/>
+          <w:sz w:val="20"/>
+          <w:szCs w:val="20"/>
+        </w:rPr>
+        <w:t>load_from_lower_resolution(state_dict, freeze_existing=True)</w:t>
       </w:r>
       <w:r>
         <w:t xml:space="preserve"> 옵션을 사용하면 이전 stage checkpoint에서 로드된 파라미터는 </w:t>
       </w:r>
-      <w:proofErr w:type="spellStart"/>
-      <w:r>
-        <w:rPr>
-          <w:rFonts w:ascii="Consolas" w:eastAsia="Consolas" w:hAnsi="Consolas"/>
-          <w:sz w:val="20"/>
-          <w:szCs w:val="20"/>
-        </w:rPr>
-        <w:t>requires_grad</w:t>
-      </w:r>
-      <w:proofErr w:type="spellEnd"/>
-      <w:r>
-        <w:rPr>
-          <w:rFonts w:ascii="Consolas" w:eastAsia="Consolas" w:hAnsi="Consolas"/>
-          <w:sz w:val="20"/>
-          <w:szCs w:val="20"/>
-        </w:rPr>
-        <w:t>=False</w:t>
+      <w:r>
+        <w:rPr>
+          <w:rFonts w:ascii="Consolas" w:eastAsia="Consolas" w:hAnsi="Consolas"/>
+          <w:sz w:val="20"/>
+          <w:szCs w:val="20"/>
+        </w:rPr>
+        <w:t>requires_grad=False</w:t>
       </w:r>
       <w:r>
         <w:t xml:space="preserve">로 고정되고, 새 해상도에서 추가된 block만 trainable 상태로 남는다. 이후 </w:t>
       </w:r>
-      <w:proofErr w:type="spellStart"/>
-      <w:proofErr w:type="gramStart"/>
-      <w:r>
-        <w:rPr>
-          <w:rFonts w:ascii="Consolas" w:eastAsia="Consolas" w:hAnsi="Consolas"/>
-          <w:sz w:val="20"/>
-          <w:szCs w:val="20"/>
-        </w:rPr>
-        <w:t>trainer.rebuild</w:t>
-      </w:r>
-      <w:proofErr w:type="gramEnd"/>
-      <w:r>
-        <w:rPr>
-          <w:rFonts w:ascii="Consolas" w:eastAsia="Consolas" w:hAnsi="Consolas"/>
-          <w:sz w:val="20"/>
-          <w:szCs w:val="20"/>
-        </w:rPr>
-        <w:t>_optimizers</w:t>
-      </w:r>
-      <w:proofErr w:type="spellEnd"/>
-      <w:r>
-        <w:rPr>
-          <w:rFonts w:ascii="Consolas" w:eastAsia="Consolas" w:hAnsi="Consolas"/>
-          <w:sz w:val="20"/>
-          <w:szCs w:val="20"/>
-        </w:rPr>
-        <w:t>()</w:t>
-      </w:r>
-      <w:proofErr w:type="spellStart"/>
-      <w:r>
-        <w:t>를</w:t>
-      </w:r>
-      <w:proofErr w:type="spellEnd"/>
-      <w:r>
-        <w:t xml:space="preserve"> 호출하면 현재 trainable한 파라미터만 Adam optimizer에 포함된다. 이 구조는 512 또는 1024 stage 초기에 새로 추가된 고해상도 block을 먼저 안정화하고 싶을 때 사용할 수 있도록 구현한 것이다.</w:t>
+      <w:r>
+        <w:rPr>
+          <w:rFonts w:ascii="Consolas" w:eastAsia="Consolas" w:hAnsi="Consolas"/>
+          <w:sz w:val="20"/>
+          <w:szCs w:val="20"/>
+        </w:rPr>
+        <w:t>trainer.rebuild_optimizers()</w:t>
+      </w:r>
+      <w:r>
+        <w:t>를 호출하면 현재 trainable한 파라미터만 Adam optimizer에 포함된다. 이 구조는 512 또는 1024 stage 초기에 새로 추가된 고해상도 block을 먼저 안정화하고 싶을 때 사용할 수 있도록 구현한 것이다.</w:t>
       </w:r>
     </w:p>
     <w:p>
@@ -1342,15 +959,7 @@
         <w:t>weight^2</w:t>
       </w:r>
       <w:r>
-        <w:t xml:space="preserve"> 합산이 fp16 범위를 넘을 수 있으므로 fp32에서 계산했고, R1 double backward도 fp32 </w:t>
-      </w:r>
-      <w:proofErr w:type="spellStart"/>
-      <w:r>
-        <w:t>autocast</w:t>
-      </w:r>
-      <w:proofErr w:type="spellEnd"/>
-      <w:r>
-        <w:t xml:space="preserve">-disabled 구간에서 실행했다. Path-length regularization은 </w:t>
+        <w:t xml:space="preserve"> 합산이 fp16 범위를 넘을 수 있으므로 fp32에서 계산했고, R1 double backward도 fp32 autocast-disabled 구간에서 실행했다. Path-length regularization은 </w:t>
       </w:r>
       <w:r>
         <w:rPr>
@@ -1361,41 +970,15 @@
         <w:t>sqrt(0)</w:t>
       </w:r>
       <w:r>
-        <w:t xml:space="preserve"> 역전파로 </w:t>
-      </w:r>
-      <w:proofErr w:type="spellStart"/>
-      <w:r>
-        <w:t>NaN</w:t>
-      </w:r>
-      <w:proofErr w:type="spellEnd"/>
-      <w:r>
-        <w:t xml:space="preserve">이 생기는 문제를 막기 위해 </w:t>
-      </w:r>
-      <w:r>
-        <w:rPr>
-          <w:rFonts w:ascii="Consolas" w:eastAsia="Consolas" w:hAnsi="Consolas"/>
-          <w:sz w:val="20"/>
-          <w:szCs w:val="20"/>
-        </w:rPr>
-        <w:t>(grad^2.sum() + 1e-8</w:t>
-      </w:r>
-      <w:proofErr w:type="gramStart"/>
-      <w:r>
-        <w:rPr>
-          <w:rFonts w:ascii="Consolas" w:eastAsia="Consolas" w:hAnsi="Consolas"/>
-          <w:sz w:val="20"/>
-          <w:szCs w:val="20"/>
-        </w:rPr>
-        <w:t>).sqrt</w:t>
-      </w:r>
-      <w:proofErr w:type="gramEnd"/>
-      <w:r>
-        <w:rPr>
-          <w:rFonts w:ascii="Consolas" w:eastAsia="Consolas" w:hAnsi="Consolas"/>
-          <w:sz w:val="20"/>
-          <w:szCs w:val="20"/>
-        </w:rPr>
-        <w:t>()</w:t>
+        <w:t xml:space="preserve"> 역전파로 NaN이 생기는 문제를 막기 위해 </w:t>
+      </w:r>
+      <w:r>
+        <w:rPr>
+          <w:rFonts w:ascii="Consolas" w:eastAsia="Consolas" w:hAnsi="Consolas"/>
+          <w:sz w:val="20"/>
+          <w:szCs w:val="20"/>
+        </w:rPr>
+        <w:t>(grad^2.sum() + 1e-8).sqrt()</w:t>
       </w:r>
       <w:r>
         <w:t>를 사용했다.</w:t>
@@ -1413,30 +996,17 @@
       <w:r>
         <w:t xml:space="preserve">데이터는 과제에서 제공한 FFHQ JPEG-compressed split을 사용했다. Train 50k, valid 10k, test 10k 중 train split만 학습에 사용했다. 대용량 zip 파일은 Google Drive에 chunk 단위로 업로드하고, </w:t>
       </w:r>
-      <w:proofErr w:type="spellStart"/>
-      <w:r>
-        <w:rPr>
-          <w:rFonts w:ascii="Consolas" w:eastAsia="Consolas" w:hAnsi="Consolas"/>
-          <w:sz w:val="20"/>
-          <w:szCs w:val="20"/>
-        </w:rPr>
-        <w:t>split_</w:t>
-      </w:r>
-      <w:proofErr w:type="gramStart"/>
-      <w:r>
-        <w:rPr>
-          <w:rFonts w:ascii="Consolas" w:eastAsia="Consolas" w:hAnsi="Consolas"/>
-          <w:sz w:val="20"/>
-          <w:szCs w:val="20"/>
-        </w:rPr>
-        <w:t>manifest.json</w:t>
-      </w:r>
-      <w:proofErr w:type="spellEnd"/>
-      <w:proofErr w:type="gramEnd"/>
+      <w:r>
+        <w:rPr>
+          <w:rFonts w:ascii="Consolas" w:eastAsia="Consolas" w:hAnsi="Consolas"/>
+          <w:sz w:val="20"/>
+          <w:szCs w:val="20"/>
+        </w:rPr>
+        <w:t>split_manifest.json</w:t>
+      </w:r>
       <w:r>
         <w:t xml:space="preserve">으로 chunk 크기와 병합 zip 크기를 검증한 뒤 압축 해제했다. </w:t>
       </w:r>
-      <w:proofErr w:type="spellStart"/>
       <w:r>
         <w:rPr>
           <w:rFonts w:ascii="Consolas" w:eastAsia="Consolas" w:hAnsi="Consolas"/>
@@ -1445,7 +1015,6 @@
         </w:rPr>
         <w:t>FFHQDataset</w:t>
       </w:r>
-      <w:proofErr w:type="spellEnd"/>
       <w:r>
         <w:t>은 train/valid 분리 디렉터리와 flat 디렉터리를 모두 지원하도록 구현했다.</w:t>
       </w:r>
@@ -1481,7 +1050,6 @@
       <w:r>
         <w:t xml:space="preserve">FID는 valid 10k 이미지와 Generator가 생성한 10k 이미지를 InceptionV3 feature 공간에서 비교해 계산한다. valid feature 통계는 </w:t>
       </w:r>
-      <w:proofErr w:type="spellStart"/>
       <w:r>
         <w:rPr>
           <w:rFonts w:ascii="Consolas" w:eastAsia="Consolas" w:hAnsi="Consolas"/>
@@ -1490,19 +1058,9 @@
         </w:rPr>
         <w:t>ValidFIDCache</w:t>
       </w:r>
-      <w:proofErr w:type="spellEnd"/>
-      <w:r>
-        <w:t xml:space="preserve">에서 세션당 한 번만 계산하고 </w:t>
-      </w:r>
-      <w:proofErr w:type="spellStart"/>
-      <w:r>
-        <w:t>캐시하여</w:t>
-      </w:r>
-      <w:proofErr w:type="spellEnd"/>
-      <w:r>
-        <w:t xml:space="preserve"> 반복 평가 비용을 줄였다. 학습 중에는 stage별 </w:t>
-      </w:r>
-      <w:proofErr w:type="spellStart"/>
+      <w:r>
+        <w:t xml:space="preserve">에서 세션당 한 번만 계산하고 캐시하여 반복 평가 비용을 줄였다. 학습 중에는 stage별 </w:t>
+      </w:r>
       <w:r>
         <w:rPr>
           <w:rFonts w:ascii="Consolas" w:eastAsia="Consolas" w:hAnsi="Consolas"/>
@@ -1511,27 +1069,13 @@
         </w:rPr>
         <w:t>fid_interval</w:t>
       </w:r>
-      <w:proofErr w:type="spellEnd"/>
-      <w:r>
-        <w:t xml:space="preserve">마다 FID를 </w:t>
-      </w:r>
-      <w:proofErr w:type="spellStart"/>
-      <w:r>
-        <w:t>WandB</w:t>
-      </w:r>
-      <w:proofErr w:type="spellEnd"/>
-      <w:r>
-        <w:t>에 기록하고, sample grid도 함께 저장했다. 과제 조건에 맞게 valid/test 이미지는 학습에 사용하지 않았고, valid split은 평가 통계 계산에만 사용했다.</w:t>
-      </w:r>
-    </w:p>
-    <w:p>
-      <w:proofErr w:type="spellStart"/>
-      <w:r>
-        <w:t>WandB</w:t>
-      </w:r>
-      <w:proofErr w:type="spellEnd"/>
-      <w:r>
-        <w:t xml:space="preserve">에서는 단순히 최종 FID만 보지 않고, 학습이 안정적으로 진행되는지 확인하기 위해 여러 지표를 함께 관찰했다. </w:t>
+      <w:r>
+        <w:t>마다 FID를 WandB에 기록하고, sample grid도 함께 저장했다. 과제 조건에 맞게 valid/test 이미지는 학습에 사용하지 않았고, valid split은 평가 통계 계산에만 사용했다.</w:t>
+      </w:r>
+    </w:p>
+    <w:p>
+      <w:r>
+        <w:t xml:space="preserve">WandB에서는 단순히 최종 FID만 보지 않고, 학습이 안정적으로 진행되는지 확인하기 위해 여러 지표를 함께 관찰했다. </w:t>
       </w:r>
       <w:r>
         <w:rPr>
@@ -1561,18 +1105,8 @@
           <w:sz w:val="20"/>
           <w:szCs w:val="20"/>
         </w:rPr>
-        <w:t>D/</w:t>
-      </w:r>
-      <w:proofErr w:type="spellStart"/>
-      <w:r>
-        <w:rPr>
-          <w:rFonts w:ascii="Consolas" w:eastAsia="Consolas" w:hAnsi="Consolas"/>
-          <w:sz w:val="20"/>
-          <w:szCs w:val="20"/>
-        </w:rPr>
-        <w:t>real_score</w:t>
-      </w:r>
-      <w:proofErr w:type="spellEnd"/>
+        <w:t>D/real_score</w:t>
+      </w:r>
       <w:r>
         <w:t xml:space="preserve">와 </w:t>
       </w:r>
@@ -1582,18 +1116,8 @@
           <w:sz w:val="20"/>
           <w:szCs w:val="20"/>
         </w:rPr>
-        <w:t>D/</w:t>
-      </w:r>
-      <w:proofErr w:type="spellStart"/>
-      <w:r>
-        <w:rPr>
-          <w:rFonts w:ascii="Consolas" w:eastAsia="Consolas" w:hAnsi="Consolas"/>
-          <w:sz w:val="20"/>
-          <w:szCs w:val="20"/>
-        </w:rPr>
-        <w:t>fake_score</w:t>
-      </w:r>
-      <w:proofErr w:type="spellEnd"/>
+        <w:t>D/fake_score</w:t>
+      </w:r>
       <w:r>
         <w:t xml:space="preserve">의 차이인 </w:t>
       </w:r>
@@ -1603,18 +1127,8 @@
           <w:sz w:val="20"/>
           <w:szCs w:val="20"/>
         </w:rPr>
-        <w:t>D/</w:t>
-      </w:r>
-      <w:proofErr w:type="spellStart"/>
-      <w:r>
-        <w:rPr>
-          <w:rFonts w:ascii="Consolas" w:eastAsia="Consolas" w:hAnsi="Consolas"/>
-          <w:sz w:val="20"/>
-          <w:szCs w:val="20"/>
-        </w:rPr>
-        <w:t>score_gap</w:t>
-      </w:r>
-      <w:proofErr w:type="spellEnd"/>
+        <w:t>D/score_gap</w:t>
+      </w:r>
       <w:r>
         <w:t>이 대체로 0.3~2.0 범위에서 유지되는지 보았다. score gap이 너무 작으면 Discriminator가 real/fake를 거의 구분하지 못하는 상태이고, 반대로 너무 크면 Discriminator가 Generator를 압도해 G 학습이 약해질 수 있기 때문이다.</w:t>
       </w:r>
@@ -1629,18 +1143,8 @@
           <w:sz w:val="20"/>
           <w:szCs w:val="20"/>
         </w:rPr>
-        <w:t>D/</w:t>
-      </w:r>
-      <w:proofErr w:type="spellStart"/>
-      <w:r>
-        <w:rPr>
-          <w:rFonts w:ascii="Consolas" w:eastAsia="Consolas" w:hAnsi="Consolas"/>
-          <w:sz w:val="20"/>
-          <w:szCs w:val="20"/>
-        </w:rPr>
-        <w:t>real_score_sig</w:t>
-      </w:r>
-      <w:proofErr w:type="spellEnd"/>
+        <w:t>D/real_score_sig</w:t>
+      </w:r>
       <w:r>
         <w:t xml:space="preserve">와 </w:t>
       </w:r>
@@ -1650,18 +1154,8 @@
           <w:sz w:val="20"/>
           <w:szCs w:val="20"/>
         </w:rPr>
-        <w:t>D/</w:t>
-      </w:r>
-      <w:proofErr w:type="spellStart"/>
-      <w:r>
-        <w:rPr>
-          <w:rFonts w:ascii="Consolas" w:eastAsia="Consolas" w:hAnsi="Consolas"/>
-          <w:sz w:val="20"/>
-          <w:szCs w:val="20"/>
-        </w:rPr>
-        <w:t>fake_score_sig</w:t>
-      </w:r>
-      <w:proofErr w:type="spellEnd"/>
+        <w:t>D/fake_score_sig</w:t>
+      </w:r>
       <w:r>
         <w:t xml:space="preserve">를 함께 보면서 sigmoid 기준 real score가 fake score보다 높게 유지되는지 확인했다. R1 정규화가 적용되는 step에서는 </w:t>
       </w:r>
@@ -1686,18 +1180,8 @@
           <w:sz w:val="20"/>
           <w:szCs w:val="20"/>
         </w:rPr>
-        <w:t>G/</w:t>
-      </w:r>
-      <w:proofErr w:type="spellStart"/>
-      <w:r>
-        <w:rPr>
-          <w:rFonts w:ascii="Consolas" w:eastAsia="Consolas" w:hAnsi="Consolas"/>
-          <w:sz w:val="20"/>
-          <w:szCs w:val="20"/>
-        </w:rPr>
-        <w:t>pl_penalty</w:t>
-      </w:r>
-      <w:proofErr w:type="spellEnd"/>
+        <w:t>G/pl_penalty</w:t>
+      </w:r>
       <w:r>
         <w:t xml:space="preserve">와 </w:t>
       </w:r>
@@ -1707,47 +1191,19 @@
           <w:sz w:val="20"/>
           <w:szCs w:val="20"/>
         </w:rPr>
-        <w:t>G/</w:t>
-      </w:r>
-      <w:proofErr w:type="spellStart"/>
-      <w:r>
-        <w:rPr>
-          <w:rFonts w:ascii="Consolas" w:eastAsia="Consolas" w:hAnsi="Consolas"/>
-          <w:sz w:val="20"/>
-          <w:szCs w:val="20"/>
-        </w:rPr>
-        <w:t>pl_lengths_mean</w:t>
-      </w:r>
-      <w:proofErr w:type="spellEnd"/>
-      <w:r>
-        <w:t xml:space="preserve">이 </w:t>
-      </w:r>
-      <w:proofErr w:type="spellStart"/>
-      <w:r>
-        <w:t>NaN</w:t>
-      </w:r>
-      <w:proofErr w:type="spellEnd"/>
-      <w:r>
-        <w:t xml:space="preserve"> 없이 완만하게 움직이는지 보았다. 이미지 통계인 </w:t>
-      </w:r>
-      <w:r>
-        <w:rPr>
-          <w:rFonts w:ascii="Consolas" w:eastAsia="Consolas" w:hAnsi="Consolas"/>
-          <w:sz w:val="20"/>
-          <w:szCs w:val="20"/>
-        </w:rPr>
-        <w:t>G/</w:t>
-      </w:r>
-      <w:proofErr w:type="spellStart"/>
-      <w:r>
-        <w:rPr>
-          <w:rFonts w:ascii="Consolas" w:eastAsia="Consolas" w:hAnsi="Consolas"/>
-          <w:sz w:val="20"/>
-          <w:szCs w:val="20"/>
-        </w:rPr>
-        <w:t>img_mean</w:t>
-      </w:r>
-      <w:proofErr w:type="spellEnd"/>
+        <w:t>G/pl_lengths_mean</w:t>
+      </w:r>
+      <w:r>
+        <w:t xml:space="preserve">이 NaN 없이 완만하게 움직이는지 보았다. 이미지 통계인 </w:t>
+      </w:r>
+      <w:r>
+        <w:rPr>
+          <w:rFonts w:ascii="Consolas" w:eastAsia="Consolas" w:hAnsi="Consolas"/>
+          <w:sz w:val="20"/>
+          <w:szCs w:val="20"/>
+        </w:rPr>
+        <w:t>G/img_mean</w:t>
+      </w:r>
       <w:r>
         <w:t xml:space="preserve">, </w:t>
       </w:r>
@@ -1757,18 +1213,8 @@
           <w:sz w:val="20"/>
           <w:szCs w:val="20"/>
         </w:rPr>
-        <w:t>G/</w:t>
-      </w:r>
-      <w:proofErr w:type="spellStart"/>
-      <w:r>
-        <w:rPr>
-          <w:rFonts w:ascii="Consolas" w:eastAsia="Consolas" w:hAnsi="Consolas"/>
-          <w:sz w:val="20"/>
-          <w:szCs w:val="20"/>
-        </w:rPr>
-        <w:t>img_std</w:t>
-      </w:r>
-      <w:proofErr w:type="spellEnd"/>
+        <w:t>G/img_std</w:t>
+      </w:r>
       <w:r>
         <w:t xml:space="preserve">도 함께 기록하여 생성 이미지가 한 색으로 붕괴하지 않는지 확인했다. 특히 </w:t>
       </w:r>
@@ -1778,18 +1224,8 @@
           <w:sz w:val="20"/>
           <w:szCs w:val="20"/>
         </w:rPr>
-        <w:t>G/</w:t>
-      </w:r>
-      <w:proofErr w:type="spellStart"/>
-      <w:r>
-        <w:rPr>
-          <w:rFonts w:ascii="Consolas" w:eastAsia="Consolas" w:hAnsi="Consolas"/>
-          <w:sz w:val="20"/>
-          <w:szCs w:val="20"/>
-        </w:rPr>
-        <w:t>img_std</w:t>
-      </w:r>
-      <w:proofErr w:type="spellEnd"/>
+        <w:t>G/img_std</w:t>
+      </w:r>
       <w:r>
         <w:t>가 0에 가까워지면 collapse 신호로 보고 sample grid를 직접 확인했다.</w:t>
       </w:r>
@@ -1806,23 +1242,13 @@
       <w:r>
         <w:t xml:space="preserve">첫 번째 문제는 학습 초기에 Generator 출력이 흰색에 가깝게 포화되는 현상이었다. </w:t>
       </w:r>
-      <w:proofErr w:type="spellStart"/>
-      <w:r>
-        <w:rPr>
-          <w:rFonts w:ascii="Consolas" w:eastAsia="Consolas" w:hAnsi="Consolas"/>
-          <w:sz w:val="20"/>
-          <w:szCs w:val="20"/>
-        </w:rPr>
-        <w:t>lr_g</w:t>
-      </w:r>
-      <w:proofErr w:type="spellEnd"/>
-      <w:r>
-        <w:rPr>
-          <w:rFonts w:ascii="Consolas" w:eastAsia="Consolas" w:hAnsi="Consolas"/>
-          <w:sz w:val="20"/>
-          <w:szCs w:val="20"/>
-        </w:rPr>
-        <w:t>=0.002</w:t>
+      <w:r>
+        <w:rPr>
+          <w:rFonts w:ascii="Consolas" w:eastAsia="Consolas" w:hAnsi="Consolas"/>
+          <w:sz w:val="20"/>
+          <w:szCs w:val="20"/>
+        </w:rPr>
+        <w:t>lr_g=0.002</w:t>
       </w:r>
       <w:r>
         <w:t xml:space="preserve">에서는 약 300 step 이내에 pre-tanh bias가 빠르게 누적되어 </w:t>
@@ -1838,23 +1264,13 @@
       <w:r>
         <w:t xml:space="preserve">가 +1 근처로 포화되었다. 이를 </w:t>
       </w:r>
-      <w:proofErr w:type="spellStart"/>
-      <w:r>
-        <w:rPr>
-          <w:rFonts w:ascii="Consolas" w:eastAsia="Consolas" w:hAnsi="Consolas"/>
-          <w:sz w:val="20"/>
-          <w:szCs w:val="20"/>
-        </w:rPr>
-        <w:t>lr_g</w:t>
-      </w:r>
-      <w:proofErr w:type="spellEnd"/>
-      <w:r>
-        <w:rPr>
-          <w:rFonts w:ascii="Consolas" w:eastAsia="Consolas" w:hAnsi="Consolas"/>
-          <w:sz w:val="20"/>
-          <w:szCs w:val="20"/>
-        </w:rPr>
-        <w:t>=0.001</w:t>
+      <w:r>
+        <w:rPr>
+          <w:rFonts w:ascii="Consolas" w:eastAsia="Consolas" w:hAnsi="Consolas"/>
+          <w:sz w:val="20"/>
+          <w:szCs w:val="20"/>
+        </w:rPr>
+        <w:t>lr_g=0.001</w:t>
       </w:r>
       <w:r>
         <w:t>로 낮추자 초기 bias drift가 줄어 포화 이전에 구조 학습이 시작되었다. 이 설정은 세 stage 모두에 유지했다.</w:t>
@@ -1864,34 +1280,16 @@
       <w:r>
         <w:t xml:space="preserve">두 번째 문제는 AMP 환경에서의 수치 불안정성이었다. ModulatedConv2d demodulation에서 fp16 overflow가 발생하면 </w:t>
       </w:r>
-      <w:proofErr w:type="spellStart"/>
-      <w:r>
-        <w:rPr>
-          <w:rFonts w:ascii="Consolas" w:eastAsia="Consolas" w:hAnsi="Consolas"/>
-          <w:sz w:val="20"/>
-          <w:szCs w:val="20"/>
-        </w:rPr>
-        <w:t>rsqrt</w:t>
-      </w:r>
-      <w:proofErr w:type="spellEnd"/>
-      <w:r>
-        <w:rPr>
-          <w:rFonts w:ascii="Consolas" w:eastAsia="Consolas" w:hAnsi="Consolas"/>
-          <w:sz w:val="20"/>
-          <w:szCs w:val="20"/>
-        </w:rPr>
-        <w:t>(inf)=0</w:t>
-      </w:r>
-      <w:r>
-        <w:t xml:space="preserve">이 되어 가중치가 조용히 0으로 죽는 문제가 있었다. 이 경우 </w:t>
-      </w:r>
-      <w:proofErr w:type="spellStart"/>
-      <w:r>
-        <w:t>NaN</w:t>
-      </w:r>
-      <w:proofErr w:type="spellEnd"/>
-      <w:r>
-        <w:t xml:space="preserve">이 바로 나타나지 않아 발견이 늦을 수 있으므로, demodulation만 fp32로 분리했다. R1 penalty도 fp16 double backward에서 </w:t>
+      <w:r>
+        <w:rPr>
+          <w:rFonts w:ascii="Consolas" w:eastAsia="Consolas" w:hAnsi="Consolas"/>
+          <w:sz w:val="20"/>
+          <w:szCs w:val="20"/>
+        </w:rPr>
+        <w:t>rsqrt(inf)=0</w:t>
+      </w:r>
+      <w:r>
+        <w:t xml:space="preserve">이 되어 가중치가 조용히 0으로 죽는 문제가 있었다. 이 경우 NaN이 바로 나타나지 않아 발견이 늦을 수 있으므로, demodulation만 fp32로 분리했다. R1 penalty도 fp16 double backward에서 </w:t>
       </w:r>
       <w:r>
         <w:rPr>
@@ -1907,22 +1305,14 @@
     </w:p>
     <w:p>
       <w:r>
-        <w:t>세 번째 문제는 path-length regularization의 초기 폭발이었다. 해상도를 전환하면 image resolution이 달라지므로 이전 stage의 mean path length를 그대로 쓰기 어렵다. mean target이 0인 상태에서 바로 PL을 적용하면 loss가 과도하게 커질 수 있어 Stage 1은 1000 step, Stage 2와 3은 500 step의 warmup을 두고 PL을 지연 적용했다.</w:t>
-      </w:r>
-    </w:p>
-    <w:p>
-      <w:r>
-        <w:t xml:space="preserve">네 번째로, </w:t>
-      </w:r>
-      <w:proofErr w:type="spellStart"/>
-      <w:r>
-        <w:t>WandB</w:t>
-      </w:r>
-      <w:proofErr w:type="spellEnd"/>
-      <w:r>
-        <w:t xml:space="preserve"> sample grid에서 주기적으로 생성 품질을 직접 확인했다. Loss가 안정적으로 보이더라도 실제 sample에서 얼굴 정렬이 깨지거나 색감이 한쪽으로 치우칠 수 있기 때문에, FID와 loss 지표를 sample image와 함께 보았다. </w:t>
-      </w:r>
-      <w:proofErr w:type="spellStart"/>
+        <w:rPr>
+          <w:rFonts w:hint="eastAsia"/>
+        </w:rPr>
+        <w:t>세</w:t>
+      </w:r>
+      <w:r>
+        <w:t xml:space="preserve"> 번째로, WandB sample grid에서 주기적으로 생성 품질을 직접 확인했다. Loss가 안정적으로 보이더라도 실제 sample에서 얼굴 정렬이 깨지거나 색감이 한쪽으로 치우칠 수 있기 때문에, FID와 loss 지표를 sample image와 함께 보았다. </w:t>
+      </w:r>
       <w:r>
         <w:rPr>
           <w:rFonts w:ascii="Consolas" w:eastAsia="Consolas" w:hAnsi="Consolas"/>
@@ -1931,7 +1321,6 @@
         </w:rPr>
         <w:t>score_gap</w:t>
       </w:r>
-      <w:proofErr w:type="spellEnd"/>
       <w:r>
         <w:t xml:space="preserve">이 안정 범위에 있고 </w:t>
       </w:r>
@@ -1941,18 +1330,8 @@
           <w:sz w:val="20"/>
           <w:szCs w:val="20"/>
         </w:rPr>
-        <w:t>G/</w:t>
-      </w:r>
-      <w:proofErr w:type="spellStart"/>
-      <w:r>
-        <w:rPr>
-          <w:rFonts w:ascii="Consolas" w:eastAsia="Consolas" w:hAnsi="Consolas"/>
-          <w:sz w:val="20"/>
-          <w:szCs w:val="20"/>
-        </w:rPr>
-        <w:t>img_std</w:t>
-      </w:r>
-      <w:proofErr w:type="spellEnd"/>
+        <w:t>G/img_std</w:t>
+      </w:r>
       <w:r>
         <w:t>가 유지되면서 sample grid의 얼굴 구조가 점진적으로 선명해지는 경우를 정상 학습으로 판단했다.</w:t>
       </w:r>
@@ -1969,97 +1348,49 @@
       <w:r>
         <w:t xml:space="preserve">코드는 </w:t>
       </w:r>
-      <w:proofErr w:type="spellStart"/>
-      <w:r>
-        <w:rPr>
-          <w:rFonts w:ascii="Consolas" w:eastAsia="Consolas" w:hAnsi="Consolas"/>
-          <w:sz w:val="20"/>
-          <w:szCs w:val="20"/>
-        </w:rPr>
-        <w:t>src</w:t>
-      </w:r>
-      <w:proofErr w:type="spellEnd"/>
-      <w:r>
-        <w:rPr>
-          <w:rFonts w:ascii="Consolas" w:eastAsia="Consolas" w:hAnsi="Consolas"/>
-          <w:sz w:val="20"/>
-          <w:szCs w:val="20"/>
-        </w:rPr>
-        <w:t>/models</w:t>
+      <w:r>
+        <w:rPr>
+          <w:rFonts w:ascii="Consolas" w:eastAsia="Consolas" w:hAnsi="Consolas"/>
+          <w:sz w:val="20"/>
+          <w:szCs w:val="20"/>
+        </w:rPr>
+        <w:t>src/models</w:t>
       </w:r>
       <w:r>
         <w:t xml:space="preserve">, </w:t>
       </w:r>
-      <w:proofErr w:type="spellStart"/>
-      <w:r>
-        <w:rPr>
-          <w:rFonts w:ascii="Consolas" w:eastAsia="Consolas" w:hAnsi="Consolas"/>
-          <w:sz w:val="20"/>
-          <w:szCs w:val="20"/>
-        </w:rPr>
-        <w:t>src</w:t>
-      </w:r>
-      <w:proofErr w:type="spellEnd"/>
-      <w:r>
-        <w:rPr>
-          <w:rFonts w:ascii="Consolas" w:eastAsia="Consolas" w:hAnsi="Consolas"/>
-          <w:sz w:val="20"/>
-          <w:szCs w:val="20"/>
-        </w:rPr>
-        <w:t>/training</w:t>
+      <w:r>
+        <w:rPr>
+          <w:rFonts w:ascii="Consolas" w:eastAsia="Consolas" w:hAnsi="Consolas"/>
+          <w:sz w:val="20"/>
+          <w:szCs w:val="20"/>
+        </w:rPr>
+        <w:t>src/training</w:t>
       </w:r>
       <w:r>
         <w:t xml:space="preserve">, </w:t>
       </w:r>
-      <w:proofErr w:type="spellStart"/>
-      <w:r>
-        <w:rPr>
-          <w:rFonts w:ascii="Consolas" w:eastAsia="Consolas" w:hAnsi="Consolas"/>
-          <w:sz w:val="20"/>
-          <w:szCs w:val="20"/>
-        </w:rPr>
-        <w:t>src</w:t>
-      </w:r>
-      <w:proofErr w:type="spellEnd"/>
-      <w:r>
-        <w:rPr>
-          <w:rFonts w:ascii="Consolas" w:eastAsia="Consolas" w:hAnsi="Consolas"/>
-          <w:sz w:val="20"/>
-          <w:szCs w:val="20"/>
-        </w:rPr>
-        <w:t>/data</w:t>
+      <w:r>
+        <w:rPr>
+          <w:rFonts w:ascii="Consolas" w:eastAsia="Consolas" w:hAnsi="Consolas"/>
+          <w:sz w:val="20"/>
+          <w:szCs w:val="20"/>
+        </w:rPr>
+        <w:t>src/data</w:t>
       </w:r>
       <w:r>
         <w:t xml:space="preserve">, </w:t>
       </w:r>
-      <w:proofErr w:type="spellStart"/>
-      <w:r>
-        <w:rPr>
-          <w:rFonts w:ascii="Consolas" w:eastAsia="Consolas" w:hAnsi="Consolas"/>
-          <w:sz w:val="20"/>
-          <w:szCs w:val="20"/>
-        </w:rPr>
-        <w:t>src</w:t>
-      </w:r>
-      <w:proofErr w:type="spellEnd"/>
-      <w:r>
-        <w:rPr>
-          <w:rFonts w:ascii="Consolas" w:eastAsia="Consolas" w:hAnsi="Consolas"/>
-          <w:sz w:val="20"/>
-          <w:szCs w:val="20"/>
-        </w:rPr>
-        <w:t>/utils</w:t>
-      </w:r>
-      <w:r>
-        <w:t xml:space="preserve">로 </w:t>
-      </w:r>
-      <w:proofErr w:type="spellStart"/>
-      <w:r>
-        <w:t>모듈화했다</w:t>
-      </w:r>
-      <w:proofErr w:type="spellEnd"/>
-      <w:r>
-        <w:t xml:space="preserve">. 학습 설정은 </w:t>
+      <w:r>
+        <w:rPr>
+          <w:rFonts w:ascii="Consolas" w:eastAsia="Consolas" w:hAnsi="Consolas"/>
+          <w:sz w:val="20"/>
+          <w:szCs w:val="20"/>
+        </w:rPr>
+        <w:t>src/utils</w:t>
+      </w:r>
+      <w:r>
+        <w:t xml:space="preserve">로 모듈화했다. 학습 설정은 </w:t>
       </w:r>
       <w:r>
         <w:rPr>
@@ -2092,18 +1423,8 @@
         <w:t>configs/train_1024.yaml</w:t>
       </w:r>
       <w:r>
-        <w:t xml:space="preserve">에 분리되어 있으며, </w:t>
-      </w:r>
-      <w:proofErr w:type="spellStart"/>
-      <w:r>
-        <w:t>Colab</w:t>
-      </w:r>
-      <w:proofErr w:type="spellEnd"/>
-      <w:r>
-        <w:t xml:space="preserve"> 실행 흐름은 </w:t>
-      </w:r>
-      <w:proofErr w:type="spellStart"/>
-      <w:proofErr w:type="gramStart"/>
+        <w:t xml:space="preserve">에 분리되어 있으며, Colab 실행 흐름은 </w:t>
+      </w:r>
       <w:r>
         <w:rPr>
           <w:rFonts w:ascii="Consolas" w:eastAsia="Consolas" w:hAnsi="Consolas"/>
@@ -2112,34 +1433,8 @@
         </w:rPr>
         <w:t>main.ipynb</w:t>
       </w:r>
-      <w:proofErr w:type="spellEnd"/>
-      <w:proofErr w:type="gramEnd"/>
-      <w:r>
-        <w:t xml:space="preserve">에 정리했다. 체크포인트에는 step, Generator/Discriminator </w:t>
-      </w:r>
-      <w:proofErr w:type="spellStart"/>
-      <w:r>
-        <w:t>state_dict</w:t>
-      </w:r>
-      <w:proofErr w:type="spellEnd"/>
-      <w:r>
-        <w:t xml:space="preserve">, optimizer state, mean path length, config, </w:t>
-      </w:r>
-      <w:proofErr w:type="spellStart"/>
-      <w:r>
-        <w:t>WandB</w:t>
-      </w:r>
-      <w:proofErr w:type="spellEnd"/>
-      <w:r>
-        <w:t xml:space="preserve"> run id를 저장한다. Google Drive 백업과 resume 로직을 넣어 </w:t>
-      </w:r>
-      <w:proofErr w:type="spellStart"/>
-      <w:r>
-        <w:t>Colab</w:t>
-      </w:r>
-      <w:proofErr w:type="spellEnd"/>
-      <w:r>
-        <w:t xml:space="preserve"> 세션이 끊겨도 이어서 학습할 수 있게 했다.</w:t>
+      <w:r>
+        <w:t>에 정리했다. 체크포인트에는 step, Generator/Discriminator state_dict, optimizer state, mean path length, config, WandB run id를 저장한다. Google Drive 백업과 resume 로직을 넣어 Colab 세션이 끊겨도 이어서 학습할 수 있게 했다.</w:t>
       </w:r>
     </w:p>
     <w:p>
@@ -2338,53 +1633,22 @@
     </w:p>
     <w:p>
       <w:r>
-        <w:lastRenderedPageBreak/>
         <w:t xml:space="preserve">ChatGPT/Codex를 사용하여 구현 중 발생한 수치 안정성 문제, 보고서 구성 점검에 도움을 받았다. 모델 구조와 학습 코드는 </w:t>
       </w:r>
-      <w:proofErr w:type="spellStart"/>
       <w:r>
         <w:rPr>
           <w:rFonts w:hint="eastAsia"/>
         </w:rPr>
-        <w:t>Stylegan</w:t>
-      </w:r>
-      <w:proofErr w:type="spellEnd"/>
+        <w:t>Stylegan 논문들을 기반으로 구성하도록 프롬프팅 하여 구현하였으며</w:t>
+      </w:r>
+      <w:r>
+        <w:t xml:space="preserve">, 기존 repository나 pretrained model은 사용하지 않았다. </w:t>
+      </w:r>
       <w:r>
         <w:rPr>
           <w:rFonts w:hint="eastAsia"/>
         </w:rPr>
-        <w:t xml:space="preserve"> 논문들을 기반으로 구성하도록 </w:t>
-      </w:r>
-      <w:proofErr w:type="spellStart"/>
-      <w:r>
-        <w:rPr>
-          <w:rFonts w:hint="eastAsia"/>
-        </w:rPr>
-        <w:t>프롬프팅</w:t>
-      </w:r>
-      <w:proofErr w:type="spellEnd"/>
-      <w:r>
-        <w:rPr>
-          <w:rFonts w:hint="eastAsia"/>
-        </w:rPr>
-        <w:t xml:space="preserve"> 하여 구현하였으며</w:t>
-      </w:r>
-      <w:r>
-        <w:t xml:space="preserve">, 기존 repository나 pretrained model은 사용하지 않았다. </w:t>
-      </w:r>
-      <w:proofErr w:type="spellStart"/>
-      <w:r>
-        <w:rPr>
-          <w:rFonts w:hint="eastAsia"/>
-        </w:rPr>
-        <w:t>Wandb</w:t>
-      </w:r>
-      <w:proofErr w:type="spellEnd"/>
-      <w:r>
-        <w:rPr>
-          <w:rFonts w:hint="eastAsia"/>
-        </w:rPr>
-        <w:t xml:space="preserve"> 분석이나 최종 훈련은 직접 진행하였다. </w:t>
+        <w:t xml:space="preserve">Wandb 분석이나 최종 훈련은 직접 진행하였다. </w:t>
       </w:r>
     </w:p>
     <w:p>
@@ -2397,25 +1661,9 @@
     </w:p>
     <w:p>
       <w:r>
-        <w:t xml:space="preserve">본 프로젝트는 StyleGAN2의 안정적인 adversarial training 구조에 </w:t>
-      </w:r>
-      <w:proofErr w:type="spellStart"/>
-      <w:r>
-        <w:t>SqueezeConnection</w:t>
-      </w:r>
-      <w:proofErr w:type="spellEnd"/>
-      <w:r>
-        <w:t xml:space="preserve">을 결합하여 1024×1024 얼굴 생성기를 40M 미만 파라미터로 구현했다. Progressive training을 통해 저해상도에서 얼굴의 전역 구조를 먼저 학습하고, 고해상도 stage에서 세부 texture를 추가했다. 학습 과정에서는 fp16 overflow, path-length 초기 폭발, tanh 포화를 각각 fp32 fallback, PL warmup, learning rate 조정으로 해결했다. </w:t>
-      </w:r>
-      <w:proofErr w:type="spellStart"/>
-      <w:r>
-        <w:t>WandB</w:t>
-      </w:r>
-      <w:proofErr w:type="spellEnd"/>
-      <w:r>
-        <w:t xml:space="preserve">에서는 G/D loss, </w:t>
-      </w:r>
-      <w:proofErr w:type="spellStart"/>
+        <w:lastRenderedPageBreak/>
+        <w:t xml:space="preserve">본 프로젝트는 StyleGAN2의 안정적인 adversarial training 구조에 SqueezeConnection을 결합하여 1024×1024 얼굴 생성기를 40M 미만 파라미터로 구현했다. Progressive training을 통해 저해상도에서 얼굴의 전역 구조를 먼저 학습하고, 고해상도 stage에서 세부 texture를 추가했다. 학습 과정에서는 fp16 overflow, path-length 초기 폭발, tanh 포화를 각각 fp32 fallback, learning rate 조정으로 해결했다. WandB에서는 G/D loss, </w:t>
+      </w:r>
       <w:r>
         <w:rPr>
           <w:rFonts w:ascii="Consolas" w:eastAsia="Consolas" w:hAnsi="Consolas"/>
@@ -2424,7 +1672,6 @@
         </w:rPr>
         <w:t>score_gap</w:t>
       </w:r>
-      <w:proofErr w:type="spellEnd"/>
       <w:r>
         <w:t>, R1/PL penalty, 이미지 통계, FID, sample grid를 함께 확인하여 학습이 한쪽으로 붕괴하지 않고 안정적으로 진행되는지 점검했다.</w:t>
       </w:r>
@@ -2432,46 +1679,24 @@
     <w:p>
       <w:pPr>
         <w:pStyle w:val="1"/>
+      </w:pPr>
+      <w:r>
         <w:rPr>
           <w:rFonts w:hint="eastAsia"/>
         </w:rPr>
-      </w:pPr>
+        <w:t>9</w:t>
+      </w:r>
+      <w:r>
+        <w:t xml:space="preserve">. </w:t>
+      </w:r>
       <w:r>
         <w:rPr>
           <w:rFonts w:hint="eastAsia"/>
         </w:rPr>
-        <w:t>9</w:t>
-      </w:r>
-      <w:r>
-        <w:t xml:space="preserve">. </w:t>
-      </w:r>
-      <w:r>
-        <w:rPr>
-          <w:rFonts w:hint="eastAsia"/>
-        </w:rPr>
-        <w:t>부록 (</w:t>
-      </w:r>
-      <w:proofErr w:type="spellStart"/>
-      <w:r>
-        <w:rPr>
-          <w:rFonts w:hint="eastAsia"/>
-        </w:rPr>
-        <w:t>Wandb</w:t>
-      </w:r>
-      <w:proofErr w:type="spellEnd"/>
-      <w:r>
-        <w:rPr>
-          <w:rFonts w:hint="eastAsia"/>
-        </w:rPr>
-        <w:t xml:space="preserve"> Log)</w:t>
-      </w:r>
-    </w:p>
-    <w:p>
-      <w:pPr>
-        <w:rPr>
-          <w:rFonts w:hint="eastAsia"/>
-        </w:rPr>
-      </w:pPr>
+        <w:t>부록 (Wandb Log)</w:t>
+      </w:r>
+    </w:p>
+    <w:p>
       <w:r>
         <w:rPr>
           <w:rFonts w:hint="eastAsia"/>
